--- a/Dataset/generated_documents/inspection/INS_EVT-014.docx
+++ b/Dataset/generated_documents/inspection/INS_EVT-014.docx
@@ -37,7 +37,7 @@
           <w:b/>
           <w:sz w:val="32"/>
         </w:rPr>
-        <w:t>Detailed Equipment Inspection</w:t>
+        <w:t>Preventive Inspection Report</w:t>
       </w:r>
     </w:p>
     <w:p/>
@@ -77,7 +77,7 @@
           </w:tcPr>
           <w:p>
             <w:r>
-              <w:t>4FEDF360</w:t>
+              <w:t>6F1165C9</w:t>
             </w:r>
           </w:p>
         </w:tc>
@@ -209,7 +209,7 @@
           </w:tcPr>
           <w:p>
             <w:r>
-              <w:t>14-Jul-2026 22:50</w:t>
+              <w:t>15-Jul-2026 13:05</w:t>
             </w:r>
           </w:p>
         </w:tc>
@@ -619,9 +619,9 @@
     <w:p>
       <w:r>
         <w:br/>
-        <w:t>Detailed inspection performed after</w:t>
+        <w:t>Preventive inspection performed before</w:t>
         <w:br/>
-        <w:t>maintenance completion.</w:t>
+        <w:t>scheduled maintenance shutdown.</w:t>
         <w:br/>
       </w:r>
     </w:p>
@@ -636,15 +636,17 @@
     <w:p>
       <w:r>
         <w:br/>
-        <w:t>Inspection verified that corrective action</w:t>
-        <w:br/>
-        <w:t>has been completed.</w:t>
+        <w:t>Minor abnormalities detected.</w:t>
         <w:br/>
         <w:br/>
-        <w:t>Asset Criticality :</w:t>
+        <w:t>Priority :</w:t>
+        <w:br/>
+        <w:t>Low</w:t>
         <w:br/>
         <w:br/>
-        <w:t>Critical</w:t>
+        <w:t>Downtime :</w:t>
+        <w:br/>
+        <w:t>4 Hours</w:t>
         <w:br/>
       </w:r>
     </w:p>
@@ -659,10 +661,10 @@
     <w:p>
       <w:r>
         <w:br/>
-        <w:t>Verification Remarks:</w:t>
+        <w:t>Inspection identified:</w:t>
         <w:br/>
         <w:br/>
-        <w:t>Efficiency restored</w:t>
+        <w:t>Follow-up</w:t>
         <w:br/>
       </w:r>
     </w:p>
@@ -676,7 +678,7 @@
     </w:p>
     <w:p>
       <w:r>
-        <w:t>Risk Level : Low</w:t>
+        <w:t>Risk Level : Medium</w:t>
       </w:r>
     </w:p>
     <w:p>
@@ -689,7 +691,7 @@
     </w:p>
     <w:p>
       <w:r>
-        <w:t>Further monitoring is recommended before closing the case.</w:t>
+        <w:t>Operator advised to monitor pressure readings for 48 hours.</w:t>
       </w:r>
     </w:p>
     <w:p>
@@ -702,7 +704,7 @@
     </w:p>
     <w:p>
       <w:r>
-        <w:t>Area was barricaded before maintenance work.</w:t>
+        <w:t>Gas detector readings were within permissible limits.</w:t>
       </w:r>
     </w:p>
     <w:p>
@@ -715,7 +717,7 @@
     </w:p>
     <w:p>
       <w:r>
-        <w:t>Pressure Gauge</w:t>
+        <w:t>Insulation Tester</w:t>
       </w:r>
     </w:p>
     <w:p>
@@ -723,7 +725,7 @@
         <w:pStyle w:val="Heading1"/>
       </w:pPr>
       <w:r>
-        <w:t>Maintenance Summary</w:t>
+        <w:t>Inspection Summary</w:t>
       </w:r>
     </w:p>
     <w:tbl>
@@ -1107,7 +1109,20 @@
         <w:pStyle w:val="Heading1"/>
       </w:pPr>
       <w:r>
-        <w:t>Maintenance Checklist</w:t>
+        <w:t>Root Cause</w:t>
+      </w:r>
+    </w:p>
+    <w:p>
+      <w:r>
+        <w:t>Follow-up</w:t>
+      </w:r>
+    </w:p>
+    <w:p>
+      <w:pPr>
+        <w:pStyle w:val="Heading1"/>
+      </w:pPr>
+      <w:r>
+        <w:t>Inspection Checklist</w:t>
       </w:r>
     </w:p>
     <w:p>
@@ -1127,7 +1142,7 @@
     </w:p>
     <w:p>
       <w:r>
-        <w:t>☑ Lubrication Checked</w:t>
+        <w:t>☐ Lubrication Checked — Pending</w:t>
       </w:r>
     </w:p>
     <w:p>
@@ -1156,7 +1171,7 @@
     </w:p>
     <w:p>
       <w:r>
-        <w:t>Replace similar components during annual shutdown.</w:t>
+        <w:t>Continue weekly inspection.</w:t>
       </w:r>
     </w:p>
     <w:p/>
